--- a/แม่แบบหนังสือส่งใหม่.docx
+++ b/แม่แบบหนังสือส่งใหม่.docx
@@ -239,6 +239,7 @@
     </w:p>
     <w:p>
       <w:pPr>
+        <w:spacing w:before="240"/>
         <w:rPr>
           <w:rFonts w:ascii="TH SarabunPSK" w:eastAsia="Sarabun" w:hAnsi="TH SarabunPSK" w:cs="TH SarabunPSK"/>
         </w:rPr>
@@ -1472,7 +1473,6 @@
         <w:rPr>
           <w:rFonts w:ascii="TH SarabunPSK" w:eastAsia="Sarabun" w:hAnsi="TH SarabunPSK" w:cs="TH SarabunPSK"/>
         </w:rPr>
-        <w:lastRenderedPageBreak/>
         <w:t xml:space="preserve">                                                            </w:t>
       </w:r>
       <w:r>
@@ -2077,14 +2077,14 @@
     <w:lsdException w:name="Unresolved Mention" w:semiHidden="1" w:unhideWhenUsed="1"/>
     <w:lsdException w:name="Smart Link" w:semiHidden="1" w:unhideWhenUsed="1"/>
   </w:latentStyles>
-  <w:style w:type="paragraph" w:default="1" w:styleId="Normal">
+  <w:style w:type="paragraph" w:default="1" w:styleId="a">
     <w:name w:val="Normal"/>
     <w:qFormat/>
   </w:style>
-  <w:style w:type="paragraph" w:styleId="Heading1">
+  <w:style w:type="paragraph" w:styleId="1">
     <w:name w:val="heading 1"/>
-    <w:basedOn w:val="Normal"/>
-    <w:next w:val="Normal"/>
+    <w:basedOn w:val="a"/>
+    <w:next w:val="a"/>
     <w:uiPriority w:val="9"/>
     <w:qFormat/>
     <w:pPr>
@@ -2095,10 +2095,10 @@
       <w:rFonts w:ascii="Times New Roman" w:eastAsia="Times New Roman" w:hAnsi="Times New Roman" w:cs="Times New Roman"/>
     </w:rPr>
   </w:style>
-  <w:style w:type="paragraph" w:styleId="Heading2">
+  <w:style w:type="paragraph" w:styleId="2">
     <w:name w:val="heading 2"/>
-    <w:basedOn w:val="Normal"/>
-    <w:next w:val="Normal"/>
+    <w:basedOn w:val="a"/>
+    <w:next w:val="a"/>
     <w:uiPriority w:val="9"/>
     <w:semiHidden/>
     <w:unhideWhenUsed/>
@@ -2116,10 +2116,10 @@
       <w:szCs w:val="36"/>
     </w:rPr>
   </w:style>
-  <w:style w:type="paragraph" w:styleId="Heading3">
+  <w:style w:type="paragraph" w:styleId="3">
     <w:name w:val="heading 3"/>
-    <w:basedOn w:val="Normal"/>
-    <w:next w:val="Normal"/>
+    <w:basedOn w:val="a"/>
+    <w:next w:val="a"/>
     <w:uiPriority w:val="9"/>
     <w:semiHidden/>
     <w:unhideWhenUsed/>
@@ -2137,10 +2137,10 @@
       <w:szCs w:val="28"/>
     </w:rPr>
   </w:style>
-  <w:style w:type="paragraph" w:styleId="Heading4">
+  <w:style w:type="paragraph" w:styleId="4">
     <w:name w:val="heading 4"/>
-    <w:basedOn w:val="Normal"/>
-    <w:next w:val="Normal"/>
+    <w:basedOn w:val="a"/>
+    <w:next w:val="a"/>
     <w:uiPriority w:val="9"/>
     <w:semiHidden/>
     <w:unhideWhenUsed/>
@@ -2158,10 +2158,10 @@
       <w:szCs w:val="24"/>
     </w:rPr>
   </w:style>
-  <w:style w:type="paragraph" w:styleId="Heading5">
+  <w:style w:type="paragraph" w:styleId="5">
     <w:name w:val="heading 5"/>
-    <w:basedOn w:val="Normal"/>
-    <w:next w:val="Normal"/>
+    <w:basedOn w:val="a"/>
+    <w:next w:val="a"/>
     <w:uiPriority w:val="9"/>
     <w:semiHidden/>
     <w:unhideWhenUsed/>
@@ -2179,10 +2179,10 @@
       <w:szCs w:val="22"/>
     </w:rPr>
   </w:style>
-  <w:style w:type="paragraph" w:styleId="Heading6">
+  <w:style w:type="paragraph" w:styleId="6">
     <w:name w:val="heading 6"/>
-    <w:basedOn w:val="Normal"/>
-    <w:next w:val="Normal"/>
+    <w:basedOn w:val="a"/>
+    <w:next w:val="a"/>
     <w:uiPriority w:val="9"/>
     <w:semiHidden/>
     <w:unhideWhenUsed/>
@@ -2200,13 +2200,13 @@
       <w:szCs w:val="20"/>
     </w:rPr>
   </w:style>
-  <w:style w:type="character" w:default="1" w:styleId="DefaultParagraphFont">
+  <w:style w:type="character" w:default="1" w:styleId="a0">
     <w:name w:val="Default Paragraph Font"/>
     <w:uiPriority w:val="1"/>
     <w:semiHidden/>
     <w:unhideWhenUsed/>
   </w:style>
-  <w:style w:type="table" w:default="1" w:styleId="TableNormal">
+  <w:style w:type="table" w:default="1" w:styleId="a1">
     <w:name w:val="Normal Table"/>
     <w:uiPriority w:val="99"/>
     <w:semiHidden/>
@@ -2221,13 +2221,13 @@
       </w:tblCellMar>
     </w:tblPr>
   </w:style>
-  <w:style w:type="numbering" w:default="1" w:styleId="NoList">
+  <w:style w:type="numbering" w:default="1" w:styleId="a2">
     <w:name w:val="No List"/>
     <w:uiPriority w:val="99"/>
     <w:semiHidden/>
     <w:unhideWhenUsed/>
   </w:style>
-  <w:style w:type="table" w:customStyle="1" w:styleId="TableNormal0">
+  <w:style w:type="table" w:customStyle="1" w:styleId="TableNormal">
     <w:name w:val="TableNormal"/>
     <w:tblPr>
       <w:tblCellMar>
@@ -2238,10 +2238,10 @@
       </w:tblCellMar>
     </w:tblPr>
   </w:style>
-  <w:style w:type="paragraph" w:styleId="Title">
+  <w:style w:type="paragraph" w:styleId="a3">
     <w:name w:val="Title"/>
-    <w:basedOn w:val="Normal"/>
-    <w:next w:val="Normal"/>
+    <w:basedOn w:val="a"/>
+    <w:next w:val="a"/>
     <w:uiPriority w:val="10"/>
     <w:qFormat/>
     <w:pPr>
@@ -2256,10 +2256,10 @@
       <w:szCs w:val="72"/>
     </w:rPr>
   </w:style>
-  <w:style w:type="paragraph" w:styleId="Subtitle">
+  <w:style w:type="paragraph" w:styleId="a4">
     <w:name w:val="Subtitle"/>
-    <w:basedOn w:val="Normal"/>
-    <w:next w:val="Normal"/>
+    <w:basedOn w:val="a"/>
+    <w:next w:val="a"/>
     <w:uiPriority w:val="11"/>
     <w:qFormat/>
     <w:pPr>
@@ -2276,7 +2276,7 @@
       <w:szCs w:val="48"/>
     </w:rPr>
   </w:style>
-  <w:style w:type="paragraph" w:styleId="Revision">
+  <w:style w:type="paragraph" w:styleId="a5">
     <w:name w:val="Revision"/>
     <w:hidden/>
     <w:uiPriority w:val="99"/>
@@ -2287,10 +2287,10 @@
       <w:szCs w:val="40"/>
     </w:rPr>
   </w:style>
-  <w:style w:type="paragraph" w:styleId="Header">
+  <w:style w:type="paragraph" w:styleId="a6">
     <w:name w:val="header"/>
-    <w:basedOn w:val="Normal"/>
-    <w:link w:val="HeaderChar"/>
+    <w:basedOn w:val="a"/>
+    <w:link w:val="a7"/>
     <w:uiPriority w:val="99"/>
     <w:unhideWhenUsed/>
     <w:rsid w:val="00372F32"/>
@@ -2308,10 +2308,10 @@
       <w:szCs w:val="22"/>
     </w:rPr>
   </w:style>
-  <w:style w:type="character" w:customStyle="1" w:styleId="HeaderChar">
-    <w:name w:val="Header Char"/>
-    <w:basedOn w:val="DefaultParagraphFont"/>
-    <w:link w:val="Header"/>
+  <w:style w:type="character" w:customStyle="1" w:styleId="a7">
+    <w:name w:val="หัวกระดาษ อักขระ"/>
+    <w:basedOn w:val="a0"/>
+    <w:link w:val="a6"/>
     <w:uiPriority w:val="99"/>
     <w:rsid w:val="00372F32"/>
     <w:rPr>
@@ -2320,10 +2320,10 @@
       <w:szCs w:val="22"/>
     </w:rPr>
   </w:style>
-  <w:style w:type="paragraph" w:styleId="Footer">
+  <w:style w:type="paragraph" w:styleId="a8">
     <w:name w:val="footer"/>
-    <w:basedOn w:val="Normal"/>
-    <w:link w:val="FooterChar"/>
+    <w:basedOn w:val="a"/>
+    <w:link w:val="a9"/>
     <w:uiPriority w:val="99"/>
     <w:unhideWhenUsed/>
     <w:rsid w:val="00372F32"/>
@@ -2340,10 +2340,10 @@
       <w:szCs w:val="22"/>
     </w:rPr>
   </w:style>
-  <w:style w:type="character" w:customStyle="1" w:styleId="FooterChar">
-    <w:name w:val="Footer Char"/>
-    <w:basedOn w:val="DefaultParagraphFont"/>
-    <w:link w:val="Footer"/>
+  <w:style w:type="character" w:customStyle="1" w:styleId="a9">
+    <w:name w:val="ท้ายกระดาษ อักขระ"/>
+    <w:basedOn w:val="a0"/>
+    <w:link w:val="a8"/>
     <w:uiPriority w:val="99"/>
     <w:rsid w:val="00372F32"/>
     <w:rPr>

--- a/แม่แบบหนังสือส่งใหม่.docx
+++ b/แม่แบบหนังสือส่งใหม่.docx
@@ -211,7 +211,7 @@
     </w:p>
     <w:p>
       <w:pPr>
-        <w:spacing w:before="240"/>
+        <w:spacing w:before="120"/>
         <w:rPr>
           <w:rFonts w:ascii="TH SarabunPSK" w:eastAsia="Sarabun" w:hAnsi="TH SarabunPSK" w:cs="TH SarabunPSK"/>
         </w:rPr>
@@ -225,7 +225,7 @@
     </w:p>
     <w:p>
       <w:pPr>
-        <w:spacing w:before="240"/>
+        <w:spacing w:before="120"/>
         <w:rPr>
           <w:rFonts w:ascii="TH SarabunPSK" w:eastAsia="Sarabun" w:hAnsi="TH SarabunPSK" w:cs="TH SarabunPSK"/>
         </w:rPr>
@@ -239,7 +239,7 @@
     </w:p>
     <w:p>
       <w:pPr>
-        <w:spacing w:before="240"/>
+        <w:spacing w:before="120"/>
         <w:rPr>
           <w:rFonts w:ascii="TH SarabunPSK" w:eastAsia="Sarabun" w:hAnsi="TH SarabunPSK" w:cs="TH SarabunPSK"/>
         </w:rPr>
@@ -984,7 +984,7 @@
     </w:p>
     <w:p>
       <w:pPr>
-        <w:spacing w:before="240"/>
+        <w:spacing w:before="120"/>
         <w:ind w:right="-23" w:firstLine="720"/>
         <w:jc w:val="both"/>
         <w:rPr>
@@ -1445,7 +1445,7 @@
     </w:p>
     <w:p>
       <w:pPr>
-        <w:spacing w:before="240" w:after="240"/>
+        <w:spacing w:before="120" w:after="240"/>
         <w:ind w:left="720" w:firstLine="720"/>
         <w:rPr>
           <w:rFonts w:ascii="TH SarabunPSK" w:eastAsia="Sarabun" w:hAnsi="TH SarabunPSK" w:cs="TH SarabunPSK"/>
@@ -1534,7 +1534,7 @@
         </w:tabs>
         <w:spacing w:after="240"/>
         <w:rPr>
-          <w:rFonts w:ascii="TH SarabunPSK" w:eastAsia="Sarabun" w:hAnsi="TH SarabunPSK" w:cs="TH SarabunPSK"/>
+          <w:rFonts w:ascii="TH SarabunPSK" w:eastAsia="Sarabun" w:hAnsi="TH SarabunPSK" w:cs="TH SarabunPSK" w:hint="cs"/>
         </w:rPr>
       </w:pPr>
       <w:r>
@@ -1564,18 +1564,6 @@
         </w:rPr>
         <w:t>ผู้อำนวยการโรงเรียนวังน้ำเย็นวิทยาคม</w:t>
       </w:r>
-    </w:p>
-    <w:p>
-      <w:pPr>
-        <w:jc w:val="center"/>
-        <w:rPr>
-          <w:rFonts w:ascii="TH SarabunPSK" w:eastAsia="Sarabun" w:hAnsi="TH SarabunPSK" w:cs="TH SarabunPSK"/>
-          <w:b/>
-          <w:bCs/>
-          <w:sz w:val="36"/>
-          <w:szCs w:val="36"/>
-        </w:rPr>
-      </w:pPr>
     </w:p>
     <w:sectPr>
       <w:footerReference w:type="default" r:id="rId8"/>

--- a/แม่แบบหนังสือส่งใหม่.docx
+++ b/แม่แบบหนังสือส่งใหม่.docx
@@ -1160,6 +1160,34 @@
       </w:r>
       <w:r>
         <w:rPr>
+          <w:rFonts w:ascii="TH SarabunPSK" w:hAnsi="TH SarabunPSK" w:cs="TH SarabunPSK"/>
+          <w:lang w:val="en-US"/>
+        </w:rPr>
+        <w:t xml:space="preserve"> </w:t>
+      </w:r>
+      <w:r>
+        <w:rPr>
+          <w:rFonts w:ascii="TH SarabunPSK" w:eastAsia="Sarabun" w:hAnsi="TH SarabunPSK" w:cs="TH SarabunPSK"/>
+          <w:lang w:val="en-US"/>
+        </w:rPr>
+        <w:t>{</w:t>
+      </w:r>
+      <w:r>
+        <w:rPr>
+          <w:rFonts w:ascii="TH SarabunPSK" w:eastAsia="Sarabun" w:hAnsi="TH SarabunPSK" w:cs="TH SarabunPSK"/>
+          <w:lang w:val="en-US"/>
+        </w:rPr>
+        <w:t>province</w:t>
+      </w:r>
+      <w:r>
+        <w:rPr>
+          <w:rFonts w:ascii="TH SarabunPSK" w:eastAsia="Sarabun" w:hAnsi="TH SarabunPSK" w:cs="TH SarabunPSK"/>
+          <w:lang w:val="en-US"/>
+        </w:rPr>
+        <w:t>}</w:t>
+      </w:r>
+      <w:r>
+        <w:rPr>
           <w:rFonts w:ascii="TH SarabunPSK" w:eastAsia="Sarabun" w:hAnsi="TH SarabunPSK" w:cs="TH SarabunPSK"/>
         </w:rPr>
         <w:t xml:space="preserve"> </w:t>
@@ -1534,7 +1562,7 @@
         </w:tabs>
         <w:spacing w:after="240"/>
         <w:rPr>
-          <w:rFonts w:ascii="TH SarabunPSK" w:eastAsia="Sarabun" w:hAnsi="TH SarabunPSK" w:cs="TH SarabunPSK" w:hint="cs"/>
+          <w:rFonts w:ascii="TH SarabunPSK" w:eastAsia="Sarabun" w:hAnsi="TH SarabunPSK" w:cs="TH SarabunPSK"/>
         </w:rPr>
       </w:pPr>
       <w:r>
@@ -2065,14 +2093,14 @@
     <w:lsdException w:name="Unresolved Mention" w:semiHidden="1" w:unhideWhenUsed="1"/>
     <w:lsdException w:name="Smart Link" w:semiHidden="1" w:unhideWhenUsed="1"/>
   </w:latentStyles>
-  <w:style w:type="paragraph" w:default="1" w:styleId="a">
+  <w:style w:type="paragraph" w:default="1" w:styleId="Normal">
     <w:name w:val="Normal"/>
     <w:qFormat/>
   </w:style>
-  <w:style w:type="paragraph" w:styleId="1">
+  <w:style w:type="paragraph" w:styleId="Heading1">
     <w:name w:val="heading 1"/>
-    <w:basedOn w:val="a"/>
-    <w:next w:val="a"/>
+    <w:basedOn w:val="Normal"/>
+    <w:next w:val="Normal"/>
     <w:uiPriority w:val="9"/>
     <w:qFormat/>
     <w:pPr>
@@ -2083,10 +2111,10 @@
       <w:rFonts w:ascii="Times New Roman" w:eastAsia="Times New Roman" w:hAnsi="Times New Roman" w:cs="Times New Roman"/>
     </w:rPr>
   </w:style>
-  <w:style w:type="paragraph" w:styleId="2">
+  <w:style w:type="paragraph" w:styleId="Heading2">
     <w:name w:val="heading 2"/>
-    <w:basedOn w:val="a"/>
-    <w:next w:val="a"/>
+    <w:basedOn w:val="Normal"/>
+    <w:next w:val="Normal"/>
     <w:uiPriority w:val="9"/>
     <w:semiHidden/>
     <w:unhideWhenUsed/>
@@ -2104,10 +2132,10 @@
       <w:szCs w:val="36"/>
     </w:rPr>
   </w:style>
-  <w:style w:type="paragraph" w:styleId="3">
+  <w:style w:type="paragraph" w:styleId="Heading3">
     <w:name w:val="heading 3"/>
-    <w:basedOn w:val="a"/>
-    <w:next w:val="a"/>
+    <w:basedOn w:val="Normal"/>
+    <w:next w:val="Normal"/>
     <w:uiPriority w:val="9"/>
     <w:semiHidden/>
     <w:unhideWhenUsed/>
@@ -2125,10 +2153,10 @@
       <w:szCs w:val="28"/>
     </w:rPr>
   </w:style>
-  <w:style w:type="paragraph" w:styleId="4">
+  <w:style w:type="paragraph" w:styleId="Heading4">
     <w:name w:val="heading 4"/>
-    <w:basedOn w:val="a"/>
-    <w:next w:val="a"/>
+    <w:basedOn w:val="Normal"/>
+    <w:next w:val="Normal"/>
     <w:uiPriority w:val="9"/>
     <w:semiHidden/>
     <w:unhideWhenUsed/>
@@ -2146,10 +2174,10 @@
       <w:szCs w:val="24"/>
     </w:rPr>
   </w:style>
-  <w:style w:type="paragraph" w:styleId="5">
+  <w:style w:type="paragraph" w:styleId="Heading5">
     <w:name w:val="heading 5"/>
-    <w:basedOn w:val="a"/>
-    <w:next w:val="a"/>
+    <w:basedOn w:val="Normal"/>
+    <w:next w:val="Normal"/>
     <w:uiPriority w:val="9"/>
     <w:semiHidden/>
     <w:unhideWhenUsed/>
@@ -2167,10 +2195,10 @@
       <w:szCs w:val="22"/>
     </w:rPr>
   </w:style>
-  <w:style w:type="paragraph" w:styleId="6">
+  <w:style w:type="paragraph" w:styleId="Heading6">
     <w:name w:val="heading 6"/>
-    <w:basedOn w:val="a"/>
-    <w:next w:val="a"/>
+    <w:basedOn w:val="Normal"/>
+    <w:next w:val="Normal"/>
     <w:uiPriority w:val="9"/>
     <w:semiHidden/>
     <w:unhideWhenUsed/>
@@ -2188,13 +2216,13 @@
       <w:szCs w:val="20"/>
     </w:rPr>
   </w:style>
-  <w:style w:type="character" w:default="1" w:styleId="a0">
+  <w:style w:type="character" w:default="1" w:styleId="DefaultParagraphFont">
     <w:name w:val="Default Paragraph Font"/>
     <w:uiPriority w:val="1"/>
     <w:semiHidden/>
     <w:unhideWhenUsed/>
   </w:style>
-  <w:style w:type="table" w:default="1" w:styleId="a1">
+  <w:style w:type="table" w:default="1" w:styleId="TableNormal">
     <w:name w:val="Normal Table"/>
     <w:uiPriority w:val="99"/>
     <w:semiHidden/>
@@ -2209,13 +2237,13 @@
       </w:tblCellMar>
     </w:tblPr>
   </w:style>
-  <w:style w:type="numbering" w:default="1" w:styleId="a2">
+  <w:style w:type="numbering" w:default="1" w:styleId="NoList">
     <w:name w:val="No List"/>
     <w:uiPriority w:val="99"/>
     <w:semiHidden/>
     <w:unhideWhenUsed/>
   </w:style>
-  <w:style w:type="table" w:customStyle="1" w:styleId="TableNormal">
+  <w:style w:type="table" w:customStyle="1" w:styleId="TableNormal0">
     <w:name w:val="TableNormal"/>
     <w:tblPr>
       <w:tblCellMar>
@@ -2226,10 +2254,10 @@
       </w:tblCellMar>
     </w:tblPr>
   </w:style>
-  <w:style w:type="paragraph" w:styleId="a3">
+  <w:style w:type="paragraph" w:styleId="Title">
     <w:name w:val="Title"/>
-    <w:basedOn w:val="a"/>
-    <w:next w:val="a"/>
+    <w:basedOn w:val="Normal"/>
+    <w:next w:val="Normal"/>
     <w:uiPriority w:val="10"/>
     <w:qFormat/>
     <w:pPr>
@@ -2244,10 +2272,10 @@
       <w:szCs w:val="72"/>
     </w:rPr>
   </w:style>
-  <w:style w:type="paragraph" w:styleId="a4">
+  <w:style w:type="paragraph" w:styleId="Subtitle">
     <w:name w:val="Subtitle"/>
-    <w:basedOn w:val="a"/>
-    <w:next w:val="a"/>
+    <w:basedOn w:val="Normal"/>
+    <w:next w:val="Normal"/>
     <w:uiPriority w:val="11"/>
     <w:qFormat/>
     <w:pPr>
@@ -2264,7 +2292,7 @@
       <w:szCs w:val="48"/>
     </w:rPr>
   </w:style>
-  <w:style w:type="paragraph" w:styleId="a5">
+  <w:style w:type="paragraph" w:styleId="Revision">
     <w:name w:val="Revision"/>
     <w:hidden/>
     <w:uiPriority w:val="99"/>
@@ -2275,10 +2303,10 @@
       <w:szCs w:val="40"/>
     </w:rPr>
   </w:style>
-  <w:style w:type="paragraph" w:styleId="a6">
+  <w:style w:type="paragraph" w:styleId="Header">
     <w:name w:val="header"/>
-    <w:basedOn w:val="a"/>
-    <w:link w:val="a7"/>
+    <w:basedOn w:val="Normal"/>
+    <w:link w:val="HeaderChar"/>
     <w:uiPriority w:val="99"/>
     <w:unhideWhenUsed/>
     <w:rsid w:val="00372F32"/>
@@ -2296,10 +2324,10 @@
       <w:szCs w:val="22"/>
     </w:rPr>
   </w:style>
-  <w:style w:type="character" w:customStyle="1" w:styleId="a7">
-    <w:name w:val="หัวกระดาษ อักขระ"/>
-    <w:basedOn w:val="a0"/>
-    <w:link w:val="a6"/>
+  <w:style w:type="character" w:customStyle="1" w:styleId="HeaderChar">
+    <w:name w:val="Header Char"/>
+    <w:basedOn w:val="DefaultParagraphFont"/>
+    <w:link w:val="Header"/>
     <w:uiPriority w:val="99"/>
     <w:rsid w:val="00372F32"/>
     <w:rPr>
@@ -2308,10 +2336,10 @@
       <w:szCs w:val="22"/>
     </w:rPr>
   </w:style>
-  <w:style w:type="paragraph" w:styleId="a8">
+  <w:style w:type="paragraph" w:styleId="Footer">
     <w:name w:val="footer"/>
-    <w:basedOn w:val="a"/>
-    <w:link w:val="a9"/>
+    <w:basedOn w:val="Normal"/>
+    <w:link w:val="FooterChar"/>
     <w:uiPriority w:val="99"/>
     <w:unhideWhenUsed/>
     <w:rsid w:val="00372F32"/>
@@ -2328,10 +2356,10 @@
       <w:szCs w:val="22"/>
     </w:rPr>
   </w:style>
-  <w:style w:type="character" w:customStyle="1" w:styleId="a9">
-    <w:name w:val="ท้ายกระดาษ อักขระ"/>
-    <w:basedOn w:val="a0"/>
-    <w:link w:val="a8"/>
+  <w:style w:type="character" w:customStyle="1" w:styleId="FooterChar">
+    <w:name w:val="Footer Char"/>
+    <w:basedOn w:val="DefaultParagraphFont"/>
+    <w:link w:val="Footer"/>
     <w:uiPriority w:val="99"/>
     <w:rsid w:val="00372F32"/>
     <w:rPr>

--- a/แม่แบบหนังสือส่งใหม่.docx
+++ b/แม่แบบหนังสือส่งใหม่.docx
@@ -1351,6 +1351,14 @@
           <w:lang w:val="en-US"/>
         </w:rPr>
         <w:t xml:space="preserve"> ค้างคืนที่</w:t>
+      </w:r>
+      <w:r>
+        <w:rPr>
+          <w:rFonts w:ascii="TH SarabunPSK" w:eastAsia="Sarabun" w:hAnsi="TH SarabunPSK" w:cs="TH SarabunPSK"/>
+          <w:color w:val="000000" w:themeColor="text1"/>
+          <w:lang w:val="en-US"/>
+        </w:rPr>
+        <w:t xml:space="preserve"> </w:t>
       </w:r>
       <w:r>
         <w:rPr>

--- a/แม่แบบหนังสือส่งใหม่.docx
+++ b/แม่แบบหนังสือส่งใหม่.docx
@@ -1160,34 +1160,6 @@
       </w:r>
       <w:r>
         <w:rPr>
-          <w:rFonts w:ascii="TH SarabunPSK" w:hAnsi="TH SarabunPSK" w:cs="TH SarabunPSK"/>
-          <w:lang w:val="en-US"/>
-        </w:rPr>
-        <w:t xml:space="preserve"> </w:t>
-      </w:r>
-      <w:r>
-        <w:rPr>
-          <w:rFonts w:ascii="TH SarabunPSK" w:eastAsia="Sarabun" w:hAnsi="TH SarabunPSK" w:cs="TH SarabunPSK"/>
-          <w:lang w:val="en-US"/>
-        </w:rPr>
-        <w:t>{</w:t>
-      </w:r>
-      <w:r>
-        <w:rPr>
-          <w:rFonts w:ascii="TH SarabunPSK" w:eastAsia="Sarabun" w:hAnsi="TH SarabunPSK" w:cs="TH SarabunPSK"/>
-          <w:lang w:val="en-US"/>
-        </w:rPr>
-        <w:t>province</w:t>
-      </w:r>
-      <w:r>
-        <w:rPr>
-          <w:rFonts w:ascii="TH SarabunPSK" w:eastAsia="Sarabun" w:hAnsi="TH SarabunPSK" w:cs="TH SarabunPSK"/>
-          <w:lang w:val="en-US"/>
-        </w:rPr>
-        <w:t>}</w:t>
-      </w:r>
-      <w:r>
-        <w:rPr>
           <w:rFonts w:ascii="TH SarabunPSK" w:eastAsia="Sarabun" w:hAnsi="TH SarabunPSK" w:cs="TH SarabunPSK"/>
         </w:rPr>
         <w:t xml:space="preserve"> </w:t>
@@ -1562,7 +1534,7 @@
         </w:tabs>
         <w:spacing w:after="240"/>
         <w:rPr>
-          <w:rFonts w:ascii="TH SarabunPSK" w:eastAsia="Sarabun" w:hAnsi="TH SarabunPSK" w:cs="TH SarabunPSK"/>
+          <w:rFonts w:ascii="TH SarabunPSK" w:eastAsia="Sarabun" w:hAnsi="TH SarabunPSK" w:cs="TH SarabunPSK" w:hint="cs"/>
         </w:rPr>
       </w:pPr>
       <w:r>
@@ -2093,14 +2065,14 @@
     <w:lsdException w:name="Unresolved Mention" w:semiHidden="1" w:unhideWhenUsed="1"/>
     <w:lsdException w:name="Smart Link" w:semiHidden="1" w:unhideWhenUsed="1"/>
   </w:latentStyles>
-  <w:style w:type="paragraph" w:default="1" w:styleId="Normal">
+  <w:style w:type="paragraph" w:default="1" w:styleId="a">
     <w:name w:val="Normal"/>
     <w:qFormat/>
   </w:style>
-  <w:style w:type="paragraph" w:styleId="Heading1">
+  <w:style w:type="paragraph" w:styleId="1">
     <w:name w:val="heading 1"/>
-    <w:basedOn w:val="Normal"/>
-    <w:next w:val="Normal"/>
+    <w:basedOn w:val="a"/>
+    <w:next w:val="a"/>
     <w:uiPriority w:val="9"/>
     <w:qFormat/>
     <w:pPr>
@@ -2111,10 +2083,10 @@
       <w:rFonts w:ascii="Times New Roman" w:eastAsia="Times New Roman" w:hAnsi="Times New Roman" w:cs="Times New Roman"/>
     </w:rPr>
   </w:style>
-  <w:style w:type="paragraph" w:styleId="Heading2">
+  <w:style w:type="paragraph" w:styleId="2">
     <w:name w:val="heading 2"/>
-    <w:basedOn w:val="Normal"/>
-    <w:next w:val="Normal"/>
+    <w:basedOn w:val="a"/>
+    <w:next w:val="a"/>
     <w:uiPriority w:val="9"/>
     <w:semiHidden/>
     <w:unhideWhenUsed/>
@@ -2132,10 +2104,10 @@
       <w:szCs w:val="36"/>
     </w:rPr>
   </w:style>
-  <w:style w:type="paragraph" w:styleId="Heading3">
+  <w:style w:type="paragraph" w:styleId="3">
     <w:name w:val="heading 3"/>
-    <w:basedOn w:val="Normal"/>
-    <w:next w:val="Normal"/>
+    <w:basedOn w:val="a"/>
+    <w:next w:val="a"/>
     <w:uiPriority w:val="9"/>
     <w:semiHidden/>
     <w:unhideWhenUsed/>
@@ -2153,10 +2125,10 @@
       <w:szCs w:val="28"/>
     </w:rPr>
   </w:style>
-  <w:style w:type="paragraph" w:styleId="Heading4">
+  <w:style w:type="paragraph" w:styleId="4">
     <w:name w:val="heading 4"/>
-    <w:basedOn w:val="Normal"/>
-    <w:next w:val="Normal"/>
+    <w:basedOn w:val="a"/>
+    <w:next w:val="a"/>
     <w:uiPriority w:val="9"/>
     <w:semiHidden/>
     <w:unhideWhenUsed/>
@@ -2174,10 +2146,10 @@
       <w:szCs w:val="24"/>
     </w:rPr>
   </w:style>
-  <w:style w:type="paragraph" w:styleId="Heading5">
+  <w:style w:type="paragraph" w:styleId="5">
     <w:name w:val="heading 5"/>
-    <w:basedOn w:val="Normal"/>
-    <w:next w:val="Normal"/>
+    <w:basedOn w:val="a"/>
+    <w:next w:val="a"/>
     <w:uiPriority w:val="9"/>
     <w:semiHidden/>
     <w:unhideWhenUsed/>
@@ -2195,10 +2167,10 @@
       <w:szCs w:val="22"/>
     </w:rPr>
   </w:style>
-  <w:style w:type="paragraph" w:styleId="Heading6">
+  <w:style w:type="paragraph" w:styleId="6">
     <w:name w:val="heading 6"/>
-    <w:basedOn w:val="Normal"/>
-    <w:next w:val="Normal"/>
+    <w:basedOn w:val="a"/>
+    <w:next w:val="a"/>
     <w:uiPriority w:val="9"/>
     <w:semiHidden/>
     <w:unhideWhenUsed/>
@@ -2216,13 +2188,13 @@
       <w:szCs w:val="20"/>
     </w:rPr>
   </w:style>
-  <w:style w:type="character" w:default="1" w:styleId="DefaultParagraphFont">
+  <w:style w:type="character" w:default="1" w:styleId="a0">
     <w:name w:val="Default Paragraph Font"/>
     <w:uiPriority w:val="1"/>
     <w:semiHidden/>
     <w:unhideWhenUsed/>
   </w:style>
-  <w:style w:type="table" w:default="1" w:styleId="TableNormal">
+  <w:style w:type="table" w:default="1" w:styleId="a1">
     <w:name w:val="Normal Table"/>
     <w:uiPriority w:val="99"/>
     <w:semiHidden/>
@@ -2237,13 +2209,13 @@
       </w:tblCellMar>
     </w:tblPr>
   </w:style>
-  <w:style w:type="numbering" w:default="1" w:styleId="NoList">
+  <w:style w:type="numbering" w:default="1" w:styleId="a2">
     <w:name w:val="No List"/>
     <w:uiPriority w:val="99"/>
     <w:semiHidden/>
     <w:unhideWhenUsed/>
   </w:style>
-  <w:style w:type="table" w:customStyle="1" w:styleId="TableNormal0">
+  <w:style w:type="table" w:customStyle="1" w:styleId="TableNormal">
     <w:name w:val="TableNormal"/>
     <w:tblPr>
       <w:tblCellMar>
@@ -2254,10 +2226,10 @@
       </w:tblCellMar>
     </w:tblPr>
   </w:style>
-  <w:style w:type="paragraph" w:styleId="Title">
+  <w:style w:type="paragraph" w:styleId="a3">
     <w:name w:val="Title"/>
-    <w:basedOn w:val="Normal"/>
-    <w:next w:val="Normal"/>
+    <w:basedOn w:val="a"/>
+    <w:next w:val="a"/>
     <w:uiPriority w:val="10"/>
     <w:qFormat/>
     <w:pPr>
@@ -2272,10 +2244,10 @@
       <w:szCs w:val="72"/>
     </w:rPr>
   </w:style>
-  <w:style w:type="paragraph" w:styleId="Subtitle">
+  <w:style w:type="paragraph" w:styleId="a4">
     <w:name w:val="Subtitle"/>
-    <w:basedOn w:val="Normal"/>
-    <w:next w:val="Normal"/>
+    <w:basedOn w:val="a"/>
+    <w:next w:val="a"/>
     <w:uiPriority w:val="11"/>
     <w:qFormat/>
     <w:pPr>
@@ -2292,7 +2264,7 @@
       <w:szCs w:val="48"/>
     </w:rPr>
   </w:style>
-  <w:style w:type="paragraph" w:styleId="Revision">
+  <w:style w:type="paragraph" w:styleId="a5">
     <w:name w:val="Revision"/>
     <w:hidden/>
     <w:uiPriority w:val="99"/>
@@ -2303,10 +2275,10 @@
       <w:szCs w:val="40"/>
     </w:rPr>
   </w:style>
-  <w:style w:type="paragraph" w:styleId="Header">
+  <w:style w:type="paragraph" w:styleId="a6">
     <w:name w:val="header"/>
-    <w:basedOn w:val="Normal"/>
-    <w:link w:val="HeaderChar"/>
+    <w:basedOn w:val="a"/>
+    <w:link w:val="a7"/>
     <w:uiPriority w:val="99"/>
     <w:unhideWhenUsed/>
     <w:rsid w:val="00372F32"/>
@@ -2324,10 +2296,10 @@
       <w:szCs w:val="22"/>
     </w:rPr>
   </w:style>
-  <w:style w:type="character" w:customStyle="1" w:styleId="HeaderChar">
-    <w:name w:val="Header Char"/>
-    <w:basedOn w:val="DefaultParagraphFont"/>
-    <w:link w:val="Header"/>
+  <w:style w:type="character" w:customStyle="1" w:styleId="a7">
+    <w:name w:val="หัวกระดาษ อักขระ"/>
+    <w:basedOn w:val="a0"/>
+    <w:link w:val="a6"/>
     <w:uiPriority w:val="99"/>
     <w:rsid w:val="00372F32"/>
     <w:rPr>
@@ -2336,10 +2308,10 @@
       <w:szCs w:val="22"/>
     </w:rPr>
   </w:style>
-  <w:style w:type="paragraph" w:styleId="Footer">
+  <w:style w:type="paragraph" w:styleId="a8">
     <w:name w:val="footer"/>
-    <w:basedOn w:val="Normal"/>
-    <w:link w:val="FooterChar"/>
+    <w:basedOn w:val="a"/>
+    <w:link w:val="a9"/>
     <w:uiPriority w:val="99"/>
     <w:unhideWhenUsed/>
     <w:rsid w:val="00372F32"/>
@@ -2356,10 +2328,10 @@
       <w:szCs w:val="22"/>
     </w:rPr>
   </w:style>
-  <w:style w:type="character" w:customStyle="1" w:styleId="FooterChar">
-    <w:name w:val="Footer Char"/>
-    <w:basedOn w:val="DefaultParagraphFont"/>
-    <w:link w:val="Footer"/>
+  <w:style w:type="character" w:customStyle="1" w:styleId="a9">
+    <w:name w:val="ท้ายกระดาษ อักขระ"/>
+    <w:basedOn w:val="a0"/>
+    <w:link w:val="a8"/>
     <w:uiPriority w:val="99"/>
     <w:rsid w:val="00372F32"/>
     <w:rPr>
